--- a/docassemble/ImmigrationWorkAuthorization/data/templates/Fee_Waiver_Cover_Letter_EAD.docx
+++ b/docassemble/ImmigrationWorkAuthorization/data/templates/Fee_Waiver_Cover_Letter_EAD.docx
@@ -1,6 +1,6 @@
 
 <file path=word/document.xml><?xml version="1.0" encoding="utf-8"?>
-<w:document xmlns:wpc="http://schemas.microsoft.com/office/word/2010/wordprocessingCanvas" xmlns:cx="http://schemas.microsoft.com/office/drawing/2014/chartex" xmlns:cx1="http://schemas.microsoft.com/office/drawing/2015/9/8/chartex" xmlns:cx2="http://schemas.microsoft.com/office/drawing/2015/10/21/chartex" xmlns:cx3="http://schemas.microsoft.com/office/drawing/2016/5/9/chartex" xmlns:cx4="http://schemas.microsoft.com/office/drawing/2016/5/10/chartex" xmlns:cx5="http://schemas.microsoft.com/office/drawing/2016/5/11/chartex" xmlns:cx6="http://schemas.microsoft.com/office/drawing/2016/5/12/chartex" xmlns:cx7="http://schemas.microsoft.com/office/drawing/2016/5/13/chartex" xmlns:cx8="http://schemas.microsoft.com/office/drawing/2016/5/14/chartex" xmlns:mc="http://schemas.openxmlformats.org/markup-compatibility/2006" xmlns:aink="http://schemas.microsoft.com/office/drawing/2016/ink" xmlns:am3d="http://schemas.microsoft.com/office/drawing/2017/model3d" xmlns:o="urn:schemas-microsoft-com:office:office" xmlns:oel="http://schemas.microsoft.com/office/2019/extlst" xmlns:r="http://schemas.openxmlformats.org/officeDocument/2006/relationships" xmlns:m="http://schemas.openxmlformats.org/officeDocument/2006/math" xmlns:v="urn:schemas-microsoft-com:vml" xmlns:wp14="http://schemas.microsoft.com/office/word/2010/wordprocessingDrawing" xmlns:wp="http://schemas.openxmlformats.org/drawingml/2006/wordprocessingDrawing" xmlns:w10="urn:schemas-microsoft-com:office:word" xmlns:w="http://schemas.openxmlformats.org/wordprocessingml/2006/main" xmlns:w14="http://schemas.microsoft.com/office/word/2010/wordml" xmlns:w15="http://schemas.microsoft.com/office/word/2012/wordml" xmlns:w16cex="http://schemas.microsoft.com/office/word/2018/wordml/cex" xmlns:w16cid="http://schemas.microsoft.com/office/word/2016/wordml/cid" xmlns:w16="http://schemas.microsoft.com/office/word/2018/wordml" xmlns:w16sdtdh="http://schemas.microsoft.com/office/word/2020/wordml/sdtdatahash" xmlns:w16se="http://schemas.microsoft.com/office/word/2015/wordml/symex" xmlns:wpg="http://schemas.microsoft.com/office/word/2010/wordprocessingGroup" xmlns:wpi="http://schemas.microsoft.com/office/word/2010/wordprocessingInk" xmlns:wne="http://schemas.microsoft.com/office/word/2006/wordml" xmlns:wps="http://schemas.microsoft.com/office/word/2010/wordprocessingShape" mc:Ignorable="w14 w15 w16se w16cid w16 w16cex w16sdtdh wp14">
+<w:document xmlns:wpc="http://schemas.microsoft.com/office/word/2010/wordprocessingCanvas" xmlns:cx="http://schemas.microsoft.com/office/drawing/2014/chartex" xmlns:cx1="http://schemas.microsoft.com/office/drawing/2015/9/8/chartex" xmlns:cx2="http://schemas.microsoft.com/office/drawing/2015/10/21/chartex" xmlns:cx3="http://schemas.microsoft.com/office/drawing/2016/5/9/chartex" xmlns:cx4="http://schemas.microsoft.com/office/drawing/2016/5/10/chartex" xmlns:cx5="http://schemas.microsoft.com/office/drawing/2016/5/11/chartex" xmlns:cx6="http://schemas.microsoft.com/office/drawing/2016/5/12/chartex" xmlns:cx7="http://schemas.microsoft.com/office/drawing/2016/5/13/chartex" xmlns:cx8="http://schemas.microsoft.com/office/drawing/2016/5/14/chartex" xmlns:mc="http://schemas.openxmlformats.org/markup-compatibility/2006" xmlns:aink="http://schemas.microsoft.com/office/drawing/2016/ink" xmlns:am3d="http://schemas.microsoft.com/office/drawing/2017/model3d" xmlns:o="urn:schemas-microsoft-com:office:office" xmlns:oel="http://schemas.microsoft.com/office/2019/extlst" xmlns:r="http://schemas.openxmlformats.org/officeDocument/2006/relationships" xmlns:m="http://schemas.openxmlformats.org/officeDocument/2006/math" xmlns:v="urn:schemas-microsoft-com:vml" xmlns:wp14="http://schemas.microsoft.com/office/word/2010/wordprocessingDrawing" xmlns:wp="http://schemas.openxmlformats.org/drawingml/2006/wordprocessingDrawing" xmlns:w10="urn:schemas-microsoft-com:office:word" xmlns:w="http://schemas.openxmlformats.org/wordprocessingml/2006/main" xmlns:w14="http://schemas.microsoft.com/office/word/2010/wordml" xmlns:w15="http://schemas.microsoft.com/office/word/2012/wordml" xmlns:w16cex="http://schemas.microsoft.com/office/word/2018/wordml/cex" xmlns:w16cid="http://schemas.microsoft.com/office/word/2016/wordml/cid" xmlns:w16="http://schemas.microsoft.com/office/word/2018/wordml" xmlns:w16du="http://schemas.microsoft.com/office/word/2023/wordml/word16du" xmlns:w16sdtdh="http://schemas.microsoft.com/office/word/2020/wordml/sdtdatahash" xmlns:w16sdtfl="http://schemas.microsoft.com/office/word/2024/wordml/sdtformatlock" xmlns:w16se="http://schemas.microsoft.com/office/word/2015/wordml/symex" xmlns:wpg="http://schemas.microsoft.com/office/word/2010/wordprocessingGroup" xmlns:wpi="http://schemas.microsoft.com/office/word/2010/wordprocessingInk" xmlns:wne="http://schemas.microsoft.com/office/word/2006/wordml" xmlns:wps="http://schemas.microsoft.com/office/word/2010/wordprocessingShape" mc:Ignorable="w14 w15 w16se w16cid w16 w16cex w16sdtdh w16sdtfl w16du wp14">
   <w:body>
     <w:p>
       <w:pPr>
@@ -18,7 +18,6 @@
         </w:rPr>
         <w:t xml:space="preserve">Date: </w:t>
       </w:r>
-      <w:proofErr w:type="gramStart"/>
       <w:r>
         <w:rPr>
           <w:rFonts w:ascii="Arial" w:eastAsia="Arial" w:hAnsi="Arial" w:cs="Arial"/>
@@ -33,16 +32,7 @@
           <w:color w:val="000000" w:themeColor="text1"/>
           <w:lang w:val="en"/>
         </w:rPr>
-        <w:t>today</w:t>
-      </w:r>
-      <w:proofErr w:type="gramEnd"/>
-      <w:r>
-        <w:rPr>
-          <w:rFonts w:ascii="Arial" w:eastAsia="Arial" w:hAnsi="Arial" w:cs="Arial"/>
-          <w:color w:val="000000" w:themeColor="text1"/>
-          <w:lang w:val="en"/>
-        </w:rPr>
-        <w:t>()</w:t>
+        <w:t>today()</w:t>
       </w:r>
       <w:r>
         <w:rPr>
@@ -93,7 +83,26 @@
           <w:color w:val="000000" w:themeColor="text1"/>
           <w:lang w:val="en"/>
         </w:rPr>
-        <w:t>131 S. Dearborn St., 3rd Floor</w:t>
+        <w:t>{{</w:t>
+      </w:r>
+      <w:r>
+        <w:t xml:space="preserve"> </w:t>
+      </w:r>
+      <w:r>
+        <w:rPr>
+          <w:rFonts w:ascii="Arial" w:eastAsia="Arial" w:hAnsi="Arial" w:cs="Arial"/>
+          <w:color w:val="000000" w:themeColor="text1"/>
+          <w:lang w:val="en"/>
+        </w:rPr>
+        <w:t xml:space="preserve">users[i].dhs.address.address </w:t>
+      </w:r>
+      <w:r>
+        <w:rPr>
+          <w:rFonts w:ascii="Arial" w:eastAsia="Arial" w:hAnsi="Arial" w:cs="Arial"/>
+          <w:color w:val="000000" w:themeColor="text1"/>
+          <w:lang w:val="en"/>
+        </w:rPr>
+        <w:t>}} {{users[i].dhs.address.unit}}</w:t>
       </w:r>
     </w:p>
     <w:p>
@@ -110,7 +119,64 @@
           <w:color w:val="000000" w:themeColor="text1"/>
           <w:lang w:val="en"/>
         </w:rPr>
-        <w:t>Chicago, IL 60603-5517</w:t>
+        <w:t>{{</w:t>
+      </w:r>
+      <w:r>
+        <w:t xml:space="preserve"> </w:t>
+      </w:r>
+      <w:r>
+        <w:rPr>
+          <w:rFonts w:ascii="Arial" w:eastAsia="Arial" w:hAnsi="Arial" w:cs="Arial"/>
+          <w:color w:val="000000" w:themeColor="text1"/>
+          <w:lang w:val="en"/>
+        </w:rPr>
+        <w:t xml:space="preserve">users[i].dhs.address.city </w:t>
+      </w:r>
+      <w:r>
+        <w:rPr>
+          <w:rFonts w:ascii="Arial" w:eastAsia="Arial" w:hAnsi="Arial" w:cs="Arial"/>
+          <w:color w:val="000000" w:themeColor="text1"/>
+          <w:lang w:val="en"/>
+        </w:rPr>
+        <w:t>}}, {{</w:t>
+      </w:r>
+      <w:r>
+        <w:t xml:space="preserve"> </w:t>
+      </w:r>
+      <w:r>
+        <w:rPr>
+          <w:rFonts w:ascii="Arial" w:eastAsia="Arial" w:hAnsi="Arial" w:cs="Arial"/>
+          <w:color w:val="000000" w:themeColor="text1"/>
+          <w:lang w:val="en"/>
+        </w:rPr>
+        <w:t xml:space="preserve">users[i].dhs.address.state </w:t>
+      </w:r>
+      <w:r>
+        <w:rPr>
+          <w:rFonts w:ascii="Arial" w:eastAsia="Arial" w:hAnsi="Arial" w:cs="Arial"/>
+          <w:color w:val="000000" w:themeColor="text1"/>
+          <w:lang w:val="en"/>
+        </w:rPr>
+        <w:t>{{</w:t>
+      </w:r>
+      <w:r>
+        <w:t xml:space="preserve"> </w:t>
+      </w:r>
+      <w:r>
+        <w:rPr>
+          <w:rFonts w:ascii="Arial" w:eastAsia="Arial" w:hAnsi="Arial" w:cs="Arial"/>
+          <w:color w:val="000000" w:themeColor="text1"/>
+          <w:lang w:val="en"/>
+        </w:rPr>
+        <w:t xml:space="preserve">users[i].dhs.address.zip </w:t>
+      </w:r>
+      <w:r>
+        <w:rPr>
+          <w:rFonts w:ascii="Arial" w:eastAsia="Arial" w:hAnsi="Arial" w:cs="Arial"/>
+          <w:color w:val="000000" w:themeColor="text1"/>
+          <w:lang w:val="en"/>
+        </w:rPr>
+        <w:t>}}</w:t>
       </w:r>
     </w:p>
     <w:p>
@@ -174,7 +240,6 @@
         </w:rPr>
         <w:t xml:space="preserve">This letter is to request that USCIS waive the filing fee in connection with the attached application for Employment Authorization Document (Form I-765) on behalf of </w:t>
       </w:r>
-      <w:proofErr w:type="gramStart"/>
       <w:r>
         <w:rPr>
           <w:rFonts w:ascii="Arial" w:eastAsia="Arial" w:hAnsi="Arial" w:cs="Arial"/>
@@ -182,9 +247,8 @@
           <w:color w:val="000000" w:themeColor="text1"/>
           <w:lang w:val="en"/>
         </w:rPr>
-        <w:t>{{ users</w:t>
-      </w:r>
-      <w:proofErr w:type="gramEnd"/>
+        <w:t>{{ users[i].name</w:t>
+      </w:r>
       <w:r>
         <w:rPr>
           <w:rFonts w:ascii="Arial" w:eastAsia="Arial" w:hAnsi="Arial" w:cs="Arial"/>
@@ -192,9 +256,8 @@
           <w:color w:val="000000" w:themeColor="text1"/>
           <w:lang w:val="en"/>
         </w:rPr>
-        <w:t>[</w:t>
-      </w:r>
-      <w:proofErr w:type="spellStart"/>
+        <w:t>_</w:t>
+      </w:r>
       <w:r>
         <w:rPr>
           <w:rFonts w:ascii="Arial" w:eastAsia="Arial" w:hAnsi="Arial" w:cs="Arial"/>
@@ -202,55 +265,7 @@
           <w:color w:val="000000" w:themeColor="text1"/>
           <w:lang w:val="en"/>
         </w:rPr>
-        <w:t>i</w:t>
-      </w:r>
-      <w:proofErr w:type="spellEnd"/>
-      <w:r>
-        <w:rPr>
-          <w:rFonts w:ascii="Arial" w:eastAsia="Arial" w:hAnsi="Arial" w:cs="Arial"/>
-          <w:b/>
-          <w:color w:val="000000" w:themeColor="text1"/>
-          <w:lang w:val="en"/>
-        </w:rPr>
-        <w:t>].</w:t>
-      </w:r>
-      <w:proofErr w:type="spellStart"/>
-      <w:r>
-        <w:rPr>
-          <w:rFonts w:ascii="Arial" w:eastAsia="Arial" w:hAnsi="Arial" w:cs="Arial"/>
-          <w:b/>
-          <w:color w:val="000000" w:themeColor="text1"/>
-          <w:lang w:val="en"/>
-        </w:rPr>
-        <w:t>name</w:t>
-      </w:r>
-      <w:r>
-        <w:rPr>
-          <w:rFonts w:ascii="Arial" w:eastAsia="Arial" w:hAnsi="Arial" w:cs="Arial"/>
-          <w:b/>
-          <w:color w:val="000000" w:themeColor="text1"/>
-          <w:lang w:val="en"/>
-        </w:rPr>
-        <w:t>_</w:t>
-      </w:r>
-      <w:r>
-        <w:rPr>
-          <w:rFonts w:ascii="Arial" w:eastAsia="Arial" w:hAnsi="Arial" w:cs="Arial"/>
-          <w:b/>
-          <w:color w:val="000000" w:themeColor="text1"/>
-          <w:lang w:val="en"/>
-        </w:rPr>
-        <w:t>full</w:t>
-      </w:r>
-      <w:proofErr w:type="spellEnd"/>
-      <w:r>
-        <w:rPr>
-          <w:rFonts w:ascii="Arial" w:eastAsia="Arial" w:hAnsi="Arial" w:cs="Arial"/>
-          <w:b/>
-          <w:color w:val="000000" w:themeColor="text1"/>
-          <w:lang w:val="en"/>
-        </w:rPr>
-        <w:t>() }}</w:t>
+        <w:t>full() }}</w:t>
       </w:r>
       <w:r>
         <w:rPr>
@@ -274,42 +289,14 @@
           <w:rFonts w:ascii="Arial" w:eastAsia="Arial" w:hAnsi="Arial" w:cs="Arial"/>
           <w:color w:val="000000" w:themeColor="text1"/>
         </w:rPr>
-        <w:t xml:space="preserve">Per USCIS's 2011 policy memo, “Fee Waiver Guidelines as Established by the Final Rule of the USCIS Fee Schedule” (PM-602-0011.1), an applicant who is under financial hardship due to extraordinary expenses, or other circumstances that render the individual unable to pay the fee, will normally be granted a fee waiver. </w:t>
-      </w:r>
-      <w:r>
-        <w:rPr>
-          <w:rFonts w:ascii="Arial" w:eastAsia="Arial" w:hAnsi="Arial" w:cs="Arial"/>
-          <w:color w:val="000000" w:themeColor="text1"/>
-        </w:rPr>
-        <w:t>T</w:t>
-      </w:r>
-      <w:r>
-        <w:rPr>
-          <w:rFonts w:ascii="Arial" w:eastAsia="Arial" w:hAnsi="Arial" w:cs="Arial"/>
-          <w:color w:val="000000" w:themeColor="text1"/>
-        </w:rPr>
-        <w:t xml:space="preserve">he applicant above </w:t>
-      </w:r>
-      <w:r>
-        <w:rPr>
-          <w:rFonts w:ascii="Arial" w:eastAsia="Arial" w:hAnsi="Arial" w:cs="Arial"/>
-          <w:color w:val="000000" w:themeColor="text1"/>
-        </w:rPr>
-        <w:t xml:space="preserve">is attending a free legal workshop offered </w:t>
-      </w:r>
-      <w:r>
-        <w:rPr>
-          <w:rFonts w:ascii="Arial" w:eastAsia="Arial" w:hAnsi="Arial" w:cs="Arial"/>
-          <w:color w:val="000000" w:themeColor="text1"/>
-        </w:rPr>
-        <w:t xml:space="preserve">in Chicago, Illinois </w:t>
-      </w:r>
-      <w:r>
-        <w:rPr>
-          <w:rFonts w:ascii="Arial" w:eastAsia="Arial" w:hAnsi="Arial" w:cs="Arial"/>
-          <w:color w:val="000000" w:themeColor="text1"/>
-        </w:rPr>
-        <w:t>to support New Arrivals and Immigrants in the State of Illinois who face significant financial and/or housing insecurity.</w:t>
+        <w:t>Per USCIS's 2011 policy memo, “Fee Waiver Guidelines as Established by the Final Rule of the USCIS Fee Schedule” (PM-602-0011.1), an applicant who is under financial hardship due to extraordinary expenses, or other circumstances that render the individual unable to pay the fee, will normally be granted a fee waiver</w:t>
+      </w:r>
+      <w:r>
+        <w:rPr>
+          <w:rFonts w:ascii="Arial" w:eastAsia="Arial" w:hAnsi="Arial" w:cs="Arial"/>
+          <w:color w:val="000000" w:themeColor="text1"/>
+        </w:rPr>
+        <w:t>.</w:t>
       </w:r>
       <w:r>
         <w:rPr>
@@ -374,53 +361,7 @@
           <w:color w:val="000000" w:themeColor="text1"/>
           <w:lang w:val="en"/>
         </w:rPr>
-        <w:t>{%p if users[</w:t>
-      </w:r>
-      <w:proofErr w:type="spellStart"/>
-      <w:r>
-        <w:rPr>
-          <w:rFonts w:ascii="Arial" w:eastAsia="Arial" w:hAnsi="Arial" w:cs="Arial"/>
-          <w:color w:val="000000" w:themeColor="text1"/>
-          <w:lang w:val="en"/>
-        </w:rPr>
-        <w:t>i</w:t>
-      </w:r>
-      <w:proofErr w:type="spellEnd"/>
-      <w:proofErr w:type="gramStart"/>
-      <w:r>
-        <w:rPr>
-          <w:rFonts w:ascii="Arial" w:eastAsia="Arial" w:hAnsi="Arial" w:cs="Arial"/>
-          <w:color w:val="000000" w:themeColor="text1"/>
-          <w:lang w:val="en"/>
-        </w:rPr>
-        <w:t>].</w:t>
-      </w:r>
-      <w:proofErr w:type="spellStart"/>
-      <w:r>
-        <w:rPr>
-          <w:rFonts w:ascii="Arial" w:eastAsia="Arial" w:hAnsi="Arial" w:cs="Arial"/>
-          <w:color w:val="000000" w:themeColor="text1"/>
-          <w:lang w:val="en"/>
-        </w:rPr>
-        <w:t>age</w:t>
-      </w:r>
-      <w:proofErr w:type="gramEnd"/>
-      <w:r>
-        <w:rPr>
-          <w:rFonts w:ascii="Arial" w:eastAsia="Arial" w:hAnsi="Arial" w:cs="Arial"/>
-          <w:color w:val="000000" w:themeColor="text1"/>
-          <w:lang w:val="en"/>
-        </w:rPr>
-        <w:t>_in_years</w:t>
-      </w:r>
-      <w:proofErr w:type="spellEnd"/>
-      <w:r>
-        <w:rPr>
-          <w:rFonts w:ascii="Arial" w:eastAsia="Arial" w:hAnsi="Arial" w:cs="Arial"/>
-          <w:color w:val="000000" w:themeColor="text1"/>
-          <w:lang w:val="en"/>
-        </w:rPr>
-        <w:t>() &gt; 13 %}</w:t>
+        <w:t>{%p if users[i].age_in_years() &gt; 13 %}</w:t>
       </w:r>
     </w:p>
     <w:p>
@@ -432,41 +373,13 @@
           <w:lang w:val="en"/>
         </w:rPr>
       </w:pPr>
-      <w:proofErr w:type="gramStart"/>
-      <w:r>
-        <w:rPr>
-          <w:rFonts w:ascii="Arial" w:eastAsia="Arial" w:hAnsi="Arial" w:cs="Arial"/>
-          <w:color w:val="000000" w:themeColor="text1"/>
-          <w:lang w:val="en"/>
-        </w:rPr>
-        <w:t>{{ users</w:t>
-      </w:r>
-      <w:proofErr w:type="gramEnd"/>
-      <w:r>
-        <w:rPr>
-          <w:rFonts w:ascii="Arial" w:eastAsia="Arial" w:hAnsi="Arial" w:cs="Arial"/>
-          <w:color w:val="000000" w:themeColor="text1"/>
-          <w:lang w:val="en"/>
-        </w:rPr>
-        <w:t>[</w:t>
-      </w:r>
-      <w:proofErr w:type="spellStart"/>
-      <w:r>
-        <w:rPr>
-          <w:rFonts w:ascii="Arial" w:eastAsia="Arial" w:hAnsi="Arial" w:cs="Arial"/>
-          <w:color w:val="000000" w:themeColor="text1"/>
-          <w:lang w:val="en"/>
-        </w:rPr>
-        <w:t>i</w:t>
-      </w:r>
-      <w:proofErr w:type="spellEnd"/>
-      <w:r>
-        <w:rPr>
-          <w:rFonts w:ascii="Arial" w:eastAsia="Arial" w:hAnsi="Arial" w:cs="Arial"/>
-          <w:color w:val="000000" w:themeColor="text1"/>
-          <w:lang w:val="en"/>
-        </w:rPr>
-        <w:t>].signature}}</w:t>
+      <w:r>
+        <w:rPr>
+          <w:rFonts w:ascii="Arial" w:eastAsia="Arial" w:hAnsi="Arial" w:cs="Arial"/>
+          <w:color w:val="000000" w:themeColor="text1"/>
+          <w:lang w:val="en"/>
+        </w:rPr>
+        <w:t>{{ users[i].signature}}</w:t>
       </w:r>
     </w:p>
     <w:p>
@@ -496,59 +409,13 @@
           <w:lang w:val="en"/>
         </w:rPr>
       </w:pPr>
-      <w:proofErr w:type="gramStart"/>
-      <w:r>
-        <w:rPr>
-          <w:rFonts w:ascii="Arial" w:eastAsia="Arial" w:hAnsi="Arial" w:cs="Arial"/>
-          <w:color w:val="000000" w:themeColor="text1"/>
-          <w:lang w:val="en"/>
-        </w:rPr>
-        <w:t>{{ users</w:t>
-      </w:r>
-      <w:proofErr w:type="gramEnd"/>
-      <w:r>
-        <w:rPr>
-          <w:rFonts w:ascii="Arial" w:eastAsia="Arial" w:hAnsi="Arial" w:cs="Arial"/>
-          <w:color w:val="000000" w:themeColor="text1"/>
-          <w:lang w:val="en"/>
-        </w:rPr>
-        <w:t>[</w:t>
-      </w:r>
-      <w:proofErr w:type="spellStart"/>
-      <w:r>
-        <w:rPr>
-          <w:rFonts w:ascii="Arial" w:eastAsia="Arial" w:hAnsi="Arial" w:cs="Arial"/>
-          <w:color w:val="000000" w:themeColor="text1"/>
-          <w:lang w:val="en"/>
-        </w:rPr>
-        <w:t>i</w:t>
-      </w:r>
-      <w:proofErr w:type="spellEnd"/>
-      <w:r>
-        <w:rPr>
-          <w:rFonts w:ascii="Arial" w:eastAsia="Arial" w:hAnsi="Arial" w:cs="Arial"/>
-          <w:color w:val="000000" w:themeColor="text1"/>
-          <w:lang w:val="en"/>
-        </w:rPr>
-        <w:t>].</w:t>
-      </w:r>
-      <w:proofErr w:type="spellStart"/>
-      <w:r>
-        <w:rPr>
-          <w:rFonts w:ascii="Arial" w:eastAsia="Arial" w:hAnsi="Arial" w:cs="Arial"/>
-          <w:color w:val="000000" w:themeColor="text1"/>
-          <w:lang w:val="en"/>
-        </w:rPr>
-        <w:t>parent.signature</w:t>
-      </w:r>
-      <w:proofErr w:type="spellEnd"/>
-      <w:r>
-        <w:rPr>
-          <w:rFonts w:ascii="Arial" w:eastAsia="Arial" w:hAnsi="Arial" w:cs="Arial"/>
-          <w:color w:val="000000" w:themeColor="text1"/>
-          <w:lang w:val="en"/>
-        </w:rPr>
-        <w:t xml:space="preserve"> }}</w:t>
+      <w:r>
+        <w:rPr>
+          <w:rFonts w:ascii="Arial" w:eastAsia="Arial" w:hAnsi="Arial" w:cs="Arial"/>
+          <w:color w:val="000000" w:themeColor="text1"/>
+          <w:lang w:val="en"/>
+        </w:rPr>
+        <w:t>{{ users[i].parent.signature }}</w:t>
       </w:r>
     </w:p>
     <w:p>
@@ -606,7 +473,7 @@
 </file>
 
 <file path=word/styles.xml><?xml version="1.0" encoding="utf-8"?>
-<w:styles xmlns:mc="http://schemas.openxmlformats.org/markup-compatibility/2006" xmlns:r="http://schemas.openxmlformats.org/officeDocument/2006/relationships" xmlns:w="http://schemas.openxmlformats.org/wordprocessingml/2006/main" xmlns:w14="http://schemas.microsoft.com/office/word/2010/wordml" xmlns:w15="http://schemas.microsoft.com/office/word/2012/wordml" xmlns:w16cex="http://schemas.microsoft.com/office/word/2018/wordml/cex" xmlns:w16cid="http://schemas.microsoft.com/office/word/2016/wordml/cid" xmlns:w16="http://schemas.microsoft.com/office/word/2018/wordml" xmlns:w16sdtdh="http://schemas.microsoft.com/office/word/2020/wordml/sdtdatahash" xmlns:w16se="http://schemas.microsoft.com/office/word/2015/wordml/symex" mc:Ignorable="w14 w15 w16se w16cid w16 w16cex w16sdtdh">
+<w:styles xmlns:mc="http://schemas.openxmlformats.org/markup-compatibility/2006" xmlns:r="http://schemas.openxmlformats.org/officeDocument/2006/relationships" xmlns:w="http://schemas.openxmlformats.org/wordprocessingml/2006/main" xmlns:w14="http://schemas.microsoft.com/office/word/2010/wordml" xmlns:w15="http://schemas.microsoft.com/office/word/2012/wordml" xmlns:w16cex="http://schemas.microsoft.com/office/word/2018/wordml/cex" xmlns:w16cid="http://schemas.microsoft.com/office/word/2016/wordml/cid" xmlns:w16="http://schemas.microsoft.com/office/word/2018/wordml" xmlns:w16du="http://schemas.microsoft.com/office/word/2023/wordml/word16du" xmlns:w16sdtdh="http://schemas.microsoft.com/office/word/2020/wordml/sdtdatahash" xmlns:w16sdtfl="http://schemas.microsoft.com/office/word/2024/wordml/sdtformatlock" xmlns:w16se="http://schemas.microsoft.com/office/word/2015/wordml/symex" mc:Ignorable="w14 w15 w16se w16cid w16 w16cex w16sdtdh w16sdtfl w16du">
   <w:docDefaults>
     <w:rPrDefault>
       <w:rPr>
